--- a/professor_guidelines/README.docx
+++ b/professor_guidelines/README.docx
@@ -22,17 +22,188 @@
       </w:pPr>
       <w:r>
         <w:rPr/>
+        <w:t xml:space="preserve">The main manuscript is now an IEEE conference-style draft: </w:t>
+      </w:r>
+      <w:r>
+        <w:rPr>
+          <w:rStyle w:val="SourceText"/>
+        </w:rPr>
+        <w:t>RESEARCH_PAPER.pdf</w:t>
+      </w:r>
+      <w:r>
+        <w:rPr/>
+        <w:t xml:space="preserve"> is typeset with the unmodified IEEEtran class; </w:t>
+      </w:r>
+      <w:r>
+        <w:rPr>
+          <w:rStyle w:val="SourceText"/>
+        </w:rPr>
+        <w:t>RESEARCH_PAPER.docx</w:t>
+      </w:r>
+      <w:r>
+        <w:rPr/>
+        <w:t xml:space="preserve"> is editable Word; </w:t>
+      </w:r>
+      <w:r>
+        <w:rPr>
+          <w:rStyle w:val="SourceText"/>
+        </w:rPr>
+        <w:t>RESEARCH_PAPER.md</w:t>
+      </w:r>
+      <w:r>
+        <w:rPr/>
+        <w:t xml:space="preserve"> is the authored source; </w:t>
+      </w:r>
+      <w:r>
+        <w:rPr>
+          <w:rStyle w:val="SourceText"/>
+        </w:rPr>
+        <w:t>RESEARCH_PAPER.tex</w:t>
+      </w:r>
+      <w:r>
+        <w:rPr/>
+        <w:t xml:space="preserve"> and </w:t>
+      </w:r>
+      <w:r>
+        <w:rPr>
+          <w:rStyle w:val="SourceText"/>
+        </w:rPr>
+        <w:t>IEEEtran.cls</w:t>
+      </w:r>
+      <w:r>
+        <w:rPr/>
+        <w:t xml:space="preserve"> support LaTeX editing. </w:t>
+      </w:r>
+      <w:r>
+        <w:rPr>
+          <w:rStyle w:val="SourceText"/>
+        </w:rPr>
+        <w:t>RESEARCH_PAPER.html</w:t>
+      </w:r>
+      <w:r>
+        <w:rPr/>
+        <w:t xml:space="preserve"> is a browser reading copy. The previous expanded report is preserved as </w:t>
+      </w:r>
+      <w:r>
+        <w:rPr>
+          <w:rStyle w:val="SourceText"/>
+        </w:rPr>
+        <w:t>RESEARCH_SUPPLEMENT</w:t>
+      </w:r>
+      <w:r>
+        <w:rPr/>
+        <w:t xml:space="preserve"> in all five reader formats. The four student authors, institute affiliation and faculty guide are copied from the supplied project-cover screenshot; all five contact emails are included as supplied by the user. No venue-specific page limit or PDF eXpress approval is asserted. Formatting and build notes are in </w:t>
+      </w:r>
+      <w:r>
+        <w:rPr>
+          <w:rStyle w:val="SourceText"/>
+        </w:rPr>
+        <w:t>IEEE_FORMAT_NOTES.md</w:t>
+      </w:r>
+      <w:r>
+        <w:rPr/>
+        <w:t>.</w:t>
+      </w:r>
+    </w:p>
+    <w:p>
+      <w:pPr>
+        <w:pStyle w:val="BodyText"/>
+        <w:bidi w:val="0"/>
+        <w:rPr/>
+      </w:pPr>
+      <w:r>
+        <w:rPr/>
         <w:t xml:space="preserve">Start with </w:t>
       </w:r>
       <w:r>
         <w:rPr>
           <w:rStyle w:val="SourceText"/>
         </w:rPr>
+        <w:t>QUALITY_IMPROVEMENTS.md</w:t>
+      </w:r>
+      <w:r>
+        <w:rPr/>
+        <w:t xml:space="preserve"> for the latest speech-model evaluation, complete metric scorecard and retained negative experiments. Read </w:t>
+      </w:r>
+      <w:r>
+        <w:rPr>
+          <w:rStyle w:val="SourceText"/>
+        </w:rPr>
+        <w:t>PIPELINE_IMPROVEMENTS.md</w:t>
+      </w:r>
+      <w:r>
+        <w:rPr/>
+        <w:t xml:space="preserve"> for the installed learned discussion-review stage and its measured limits, </w:t>
+      </w:r>
+      <w:r>
+        <w:rPr>
+          <w:rStyle w:val="SourceText"/>
+        </w:rPr>
+        <w:t>CLASSIFIER_COMPARISON.md</w:t>
+      </w:r>
+      <w:r>
+        <w:rPr/>
+        <w:t xml:space="preserve"> for the matched four-family/two-feature comparison and </w:t>
+      </w:r>
+      <w:r>
+        <w:rPr>
+          <w:rStyle w:val="SourceText"/>
+        </w:rPr>
+        <w:t>DECISION_DISCUSSION_IMPROVEMENTS.md</w:t>
+      </w:r>
+      <w:r>
+        <w:rPr/>
+        <w:t xml:space="preserve"> for the context/smoothing experiments. Read </w:t>
+      </w:r>
+      <w:r>
+        <w:rPr>
+          <w:rStyle w:val="SourceText"/>
+        </w:rPr>
+        <w:t>SUBMISSION_RECOVERY_PLAN.md</w:t>
+      </w:r>
+      <w:r>
+        <w:rPr/>
+        <w:t xml:space="preserve"> for the research plan, </w:t>
+      </w:r>
+      <w:r>
+        <w:rPr>
+          <w:rStyle w:val="SourceText"/>
+        </w:rPr>
+        <w:t>DECISION_DISCUSSION_EXPERIMENT.md</w:t>
+      </w:r>
+      <w:r>
+        <w:rPr/>
+        <w:t xml:space="preserve"> for the original supervised pilot, </w:t>
+      </w:r>
+      <w:r>
+        <w:rPr>
+          <w:rStyle w:val="SourceText"/>
+        </w:rPr>
+        <w:t>RESEARCH_VALIDITY_REVIEW.md</w:t>
+      </w:r>
+      <w:r>
+        <w:rPr/>
+        <w:t xml:space="preserve"> for the critical audit, </w:t>
+      </w:r>
+      <w:r>
+        <w:rPr>
+          <w:rStyle w:val="SourceText"/>
+        </w:rPr>
+        <w:t>COMPARATIVE_AND_ABLATION.md</w:t>
+      </w:r>
+      <w:r>
+        <w:rPr/>
+        <w:t xml:space="preserve"> for earlier metric comparisons, </w:t>
+      </w:r>
+      <w:r>
+        <w:rPr>
+          <w:rStyle w:val="SourceText"/>
+        </w:rPr>
         <w:t>EVALUATION_RESULTS.md</w:t>
       </w:r>
       <w:r>
         <w:rPr/>
-        <w:t xml:space="preserve"> for measured results and limits, </w:t>
+        <w:t xml:space="preserve"> for measurements, </w:t>
       </w:r>
       <w:r>
         <w:rPr>
@@ -42,7 +213,7 @@
       </w:r>
       <w:r>
         <w:rPr/>
-        <w:t xml:space="preserve"> for implementation/run commands, and </w:t>
+        <w:t xml:space="preserve"> for run commands, and </w:t>
       </w:r>
       <w:r>
         <w:rPr>
@@ -52,17 +223,7 @@
       </w:r>
       <w:r>
         <w:rPr/>
-        <w:t xml:space="preserve"> for remaining research work. </w:t>
-      </w:r>
-      <w:r>
-        <w:rPr>
-          <w:rStyle w:val="SourceText"/>
-        </w:rPr>
-        <w:t>RESEARCH_PAPER.md</w:t>
-      </w:r>
-      <w:r>
-        <w:rPr/>
-        <w:t xml:space="preserve"> is an MTAP-oriented review draft. Every Markdown document has editable Word (</w:t>
+        <w:t xml:space="preserve"> for remaining validation. Every Markdown document has editable Word (</w:t>
       </w:r>
       <w:r>
         <w:rPr>
@@ -82,7 +243,7 @@
       </w:r>
       <w:r>
         <w:rPr/>
-        <w:t>) and PDF companions. The source professor instructions and CALO PDF are preserved.</w:t>
+        <w:t>) and PDF companions. The source professor instructions and CALO PDF are preserved; the user's current IEEE-format instruction governs the main manuscript.</w:t>
       </w:r>
     </w:p>
     <w:p>
